--- a/预赛提交说明.docx
+++ b/预赛提交说明.docx
@@ -35,7 +35,7 @@
           <w:color w:val="FF0000"/>
           <w:lang w:val="en-US" w:eastAsia="zh-CN"/>
         </w:rPr>
-        <w:t>NSCSCC2024 团体赛发布包 v2024.02</w:t>
+        <w:t>NSCSCC2024 团体赛发布包 最新版本</w:t>
       </w:r>
       <w:r>
         <w:rPr>
@@ -44,10 +44,8 @@
           <w:bCs/>
           <w:lang w:val="en-US" w:eastAsia="zh-CN"/>
         </w:rPr>
-        <w:t>（https://gitee.com/loongson-edu/nscscc-team-la32r/tree/v2024.02/）</w:t>
-      </w:r>
-      <w:bookmarkStart w:id="0" w:name="_GoBack"/>
-      <w:bookmarkEnd w:id="0"/>
+        <w:t>（https://gitee.com/loongson-edu/nscscc-team-la32r/）</w:t>
+      </w:r>
       <w:r>
         <w:softHyphen/>
       </w:r>
@@ -1617,8 +1615,9 @@
           <w:p>
             <w:pPr>
               <w:rPr>
-                <w:rFonts w:ascii="Courier New" w:hAnsi="Courier New" w:cs="Courier New"/>
+                <w:rFonts w:hint="eastAsia" w:ascii="Courier New" w:hAnsi="Courier New" w:cs="Courier New" w:eastAsiaTheme="minorEastAsia"/>
                 <w:sz w:val="16"/>
+                <w:lang w:val="en-US" w:eastAsia="zh-CN"/>
               </w:rPr>
             </w:pPr>
             <w:r>
@@ -1627,6 +1626,14 @@
                 <w:sz w:val="16"/>
               </w:rPr>
               <w:t>|     |--mycpu</w:t>
+            </w:r>
+            <w:r>
+              <w:rPr>
+                <w:rFonts w:hint="eastAsia" w:ascii="Courier New" w:hAnsi="Courier New" w:cs="Courier New"/>
+                <w:sz w:val="16"/>
+                <w:lang w:val="en-US" w:eastAsia="zh-CN"/>
+              </w:rPr>
+              <w:t>/</w:t>
             </w:r>
           </w:p>
         </w:tc>
@@ -1639,9 +1646,10 @@
           <w:p>
             <w:pPr>
               <w:rPr>
-                <w:rFonts w:ascii="Times New Roman" w:hAnsi="Times New Roman"/>
+                <w:rFonts w:hint="default" w:ascii="Times New Roman" w:hAnsi="Times New Roman" w:eastAsiaTheme="minorEastAsia"/>
                 <w:color w:val="000000" w:themeColor="text1"/>
                 <w:sz w:val="20"/>
+                <w:lang w:val="en-US" w:eastAsia="zh-CN"/>
                 <w14:textFill>
                   <w14:solidFill>
                     <w14:schemeClr w14:val="tx1"/>
@@ -1701,6 +1709,39 @@
             <w:r>
               <w:rPr>
                 <w:rFonts w:hint="eastAsia" w:ascii="Times New Roman" w:hAnsi="Times New Roman"/>
+                <w:b/>
+                <w:bCs/>
+                <w:color w:val="FF0000"/>
+                <w:sz w:val="20"/>
+                <w:lang w:eastAsia="zh-CN"/>
+              </w:rPr>
+              <w:t>（</w:t>
+            </w:r>
+            <w:r>
+              <w:rPr>
+                <w:rFonts w:hint="eastAsia" w:ascii="Times New Roman" w:hAnsi="Times New Roman"/>
+                <w:b/>
+                <w:bCs/>
+                <w:color w:val="FF0000"/>
+                <w:sz w:val="20"/>
+                <w:lang w:val="en-US" w:eastAsia="zh-CN"/>
+              </w:rPr>
+              <w:t>如使用了Vivado不可直接综合的硬件描述语言，请将生成.v文件放在这里</w:t>
+            </w:r>
+            <w:r>
+              <w:rPr>
+                <w:rFonts w:hint="eastAsia" w:ascii="Times New Roman" w:hAnsi="Times New Roman"/>
+                <w:b/>
+                <w:bCs/>
+                <w:color w:val="FF0000"/>
+                <w:sz w:val="20"/>
+                <w:lang w:eastAsia="zh-CN"/>
+              </w:rPr>
+              <w:t>）</w:t>
+            </w:r>
+            <w:r>
+              <w:rPr>
+                <w:rFonts w:hint="eastAsia" w:ascii="Times New Roman" w:hAnsi="Times New Roman"/>
                 <w:color w:val="000000" w:themeColor="text1"/>
                 <w:sz w:val="20"/>
                 <w14:textFill>
@@ -1709,7 +1750,21 @@
                   </w14:solidFill>
                 </w14:textFill>
               </w:rPr>
-              <w:t>文件，如果调用了Xilinx IP，</w:t>
+              <w:t>文件</w:t>
+            </w:r>
+            <w:r>
+              <w:rPr>
+                <w:rFonts w:hint="eastAsia" w:ascii="Times New Roman" w:hAnsi="Times New Roman"/>
+                <w:color w:val="000000" w:themeColor="text1"/>
+                <w:sz w:val="20"/>
+                <w:lang w:eastAsia="zh-CN"/>
+                <w14:textFill>
+                  <w14:solidFill>
+                    <w14:schemeClr w14:val="tx1"/>
+                  </w14:solidFill>
+                </w14:textFill>
+              </w:rPr>
+              <w:t>。</w:t>
             </w:r>
             <w:r>
               <w:rPr>
@@ -1723,8 +1778,79 @@
                   </w14:solidFill>
                 </w14:textFill>
               </w:rPr>
-              <w:t>统一放置在xilinx_ip目录下，每个xilinx ip单独一个文件夹，文件夹</w:t>
+              <w:t>即Vivado添加此目录下的所有文件就可以正确生成bit。</w:t>
             </w:r>
+            <w:bookmarkStart w:id="0" w:name="_GoBack"/>
+            <w:bookmarkEnd w:id="0"/>
+          </w:p>
+        </w:tc>
+      </w:tr>
+      <w:tr>
+        <w:tblPrEx>
+          <w:tblBorders>
+            <w:top w:val="single" w:color="auto" w:sz="4" w:space="0"/>
+            <w:left w:val="single" w:color="auto" w:sz="4" w:space="0"/>
+            <w:bottom w:val="single" w:color="auto" w:sz="4" w:space="0"/>
+            <w:right w:val="single" w:color="auto" w:sz="4" w:space="0"/>
+            <w:insideH w:val="none" w:color="auto" w:sz="0" w:space="0"/>
+            <w:insideV w:val="none" w:color="auto" w:sz="0" w:space="0"/>
+          </w:tblBorders>
+          <w:shd w:val="clear" w:color="auto" w:fill="F1F1F1" w:themeFill="background1" w:themeFillShade="F2"/>
+          <w:tblCellMar>
+            <w:top w:w="0" w:type="dxa"/>
+            <w:left w:w="108" w:type="dxa"/>
+            <w:bottom w:w="0" w:type="dxa"/>
+            <w:right w:w="108" w:type="dxa"/>
+          </w:tblCellMar>
+        </w:tblPrEx>
+        <w:trPr>
+          <w:trHeight w:val="340" w:hRule="atLeast"/>
+          <w:jc w:val="center"/>
+        </w:trPr>
+        <w:tc>
+          <w:tcPr>
+            <w:tcW w:w="3419" w:type="dxa"/>
+            <w:shd w:val="clear" w:color="auto" w:fill="F1F1F1" w:themeFill="background1" w:themeFillShade="F2"/>
+            <w:vAlign w:val="center"/>
+          </w:tcPr>
+          <w:p>
+            <w:pPr>
+              <w:rPr>
+                <w:rFonts w:hint="default" w:ascii="Courier New" w:hAnsi="Courier New" w:cs="Courier New" w:eastAsiaTheme="minorEastAsia"/>
+                <w:sz w:val="16"/>
+                <w:lang w:val="en-US" w:eastAsia="zh-CN"/>
+              </w:rPr>
+            </w:pPr>
+            <w:r>
+              <w:rPr>
+                <w:rFonts w:hint="eastAsia" w:ascii="Courier New" w:hAnsi="Courier New" w:cs="Courier New"/>
+                <w:sz w:val="16"/>
+                <w:lang w:val="en-US" w:eastAsia="zh-CN"/>
+              </w:rPr>
+              <w:t>|     |     |--xilinx_ip/</w:t>
+            </w:r>
+          </w:p>
+        </w:tc>
+        <w:tc>
+          <w:tcPr>
+            <w:tcW w:w="7371" w:type="dxa"/>
+            <w:shd w:val="clear" w:color="auto" w:fill="F1F1F1" w:themeFill="background1" w:themeFillShade="F2"/>
+            <w:vAlign w:val="center"/>
+          </w:tcPr>
+          <w:p>
+            <w:pPr>
+              <w:rPr>
+                <w:rFonts w:hint="default" w:ascii="Times New Roman" w:hAnsi="Times New Roman" w:eastAsiaTheme="minorEastAsia"/>
+                <w:color w:val="000000" w:themeColor="text1"/>
+                <w:sz w:val="20"/>
+                <w:lang w:val="en-US" w:eastAsia="zh-CN"/>
+                <w14:textFill>
+                  <w14:solidFill>
+                    <w14:schemeClr w14:val="tx1"/>
+                  </w14:solidFill>
+                </w14:textFill>
+              </w:rPr>
+            </w:pPr>
             <w:r>
               <w:rPr>
                 <w:rFonts w:hint="eastAsia" w:ascii="Times New Roman" w:hAnsi="Times New Roman"/>
@@ -1736,23 +1862,161 @@
                   </w14:solidFill>
                 </w14:textFill>
               </w:rPr>
-              <w:t>下只提交IP的xci文件。</w:t>
+              <w:t>如果调用了Xilinx IP，</w:t>
             </w:r>
             <w:r>
               <w:rPr>
                 <w:rFonts w:hint="eastAsia" w:ascii="Times New Roman" w:hAnsi="Times New Roman"/>
+                <w:color w:val="000000" w:themeColor="text1"/>
+                <w:sz w:val="20"/>
+                <w:lang w:val="en-US" w:eastAsia="zh-CN"/>
+                <w14:textFill>
+                  <w14:solidFill>
+                    <w14:schemeClr w14:val="tx1"/>
+                  </w14:solidFill>
+                </w14:textFill>
+              </w:rPr>
+              <w:t>统一放置在xilinx_ip目录下，每个Xilinx IP单独创建一个文件夹，</w:t>
+            </w:r>
+            <w:r>
+              <w:rPr>
+                <w:rFonts w:hint="eastAsia" w:ascii="Times New Roman" w:hAnsi="Times New Roman"/>
+                <w:b/>
+                <w:bCs/>
+                <w:color w:val="000000" w:themeColor="text1"/>
+                <w:sz w:val="20"/>
+                <w:lang w:val="en-US" w:eastAsia="zh-CN"/>
+                <w14:textFill>
+                  <w14:solidFill>
+                    <w14:schemeClr w14:val="tx1"/>
+                  </w14:solidFill>
+                </w14:textFill>
+              </w:rPr>
+              <w:t>文件夹</w:t>
+            </w:r>
+            <w:r>
+              <w:rPr>
+                <w:rFonts w:hint="eastAsia" w:ascii="Times New Roman" w:hAnsi="Times New Roman"/>
+                <w:b/>
+                <w:bCs/>
+                <w:color w:val="000000" w:themeColor="text1"/>
+                <w:sz w:val="20"/>
+                <w14:textFill>
+                  <w14:solidFill>
+                    <w14:schemeClr w14:val="tx1"/>
+                  </w14:solidFill>
+                </w14:textFill>
+              </w:rPr>
+              <w:t>下</w:t>
+            </w:r>
+            <w:r>
+              <w:rPr>
+                <w:rFonts w:hint="eastAsia" w:ascii="Times New Roman" w:hAnsi="Times New Roman"/>
+                <w:b/>
+                <w:bCs/>
                 <w:color w:val="FF0000"/>
                 <w:sz w:val="20"/>
               </w:rPr>
-              <w:t>注意</w:t>
+              <w:t>只提交IP的xci文件</w:t>
             </w:r>
             <w:r>
               <w:rPr>
-                <w:rFonts w:ascii="Times New Roman" w:hAnsi="Times New Roman"/>
-                <w:color w:val="FF0000"/>
+                <w:rFonts w:hint="eastAsia" w:ascii="Times New Roman" w:hAnsi="Times New Roman"/>
+                <w:b/>
+                <w:bCs/>
+                <w:color w:val="000000" w:themeColor="text1"/>
                 <w:sz w:val="20"/>
+                <w:lang w:val="en-US" w:eastAsia="zh-CN"/>
+                <w14:textFill>
+                  <w14:solidFill>
+                    <w14:schemeClr w14:val="tx1"/>
+                  </w14:solidFill>
+                </w14:textFill>
               </w:rPr>
-              <w:t>不要忘记自行调用的Xilinx IP的xci文件。</w:t>
+              <w:t>,不要放置Xilinx IP综合生成的文件。</w:t>
+            </w:r>
+          </w:p>
+        </w:tc>
+      </w:tr>
+      <w:tr>
+        <w:tblPrEx>
+          <w:tblBorders>
+            <w:top w:val="single" w:color="auto" w:sz="4" w:space="0"/>
+            <w:left w:val="single" w:color="auto" w:sz="4" w:space="0"/>
+            <w:bottom w:val="single" w:color="auto" w:sz="4" w:space="0"/>
+            <w:right w:val="single" w:color="auto" w:sz="4" w:space="0"/>
+            <w:insideH w:val="none" w:color="auto" w:sz="0" w:space="0"/>
+            <w:insideV w:val="none" w:color="auto" w:sz="0" w:space="0"/>
+          </w:tblBorders>
+          <w:shd w:val="clear" w:color="auto" w:fill="F1F1F1" w:themeFill="background1" w:themeFillShade="F2"/>
+          <w:tblCellMar>
+            <w:top w:w="0" w:type="dxa"/>
+            <w:left w:w="108" w:type="dxa"/>
+            <w:bottom w:w="0" w:type="dxa"/>
+            <w:right w:w="108" w:type="dxa"/>
+          </w:tblCellMar>
+        </w:tblPrEx>
+        <w:trPr>
+          <w:trHeight w:val="340" w:hRule="atLeast"/>
+          <w:jc w:val="center"/>
+        </w:trPr>
+        <w:tc>
+          <w:tcPr>
+            <w:tcW w:w="3419" w:type="dxa"/>
+            <w:shd w:val="clear" w:color="auto" w:fill="F1F1F1" w:themeFill="background1" w:themeFillShade="F2"/>
+            <w:vAlign w:val="center"/>
+          </w:tcPr>
+          <w:p>
+            <w:pPr>
+              <w:rPr>
+                <w:rFonts w:hint="default" w:ascii="Courier New" w:hAnsi="Courier New" w:cs="Courier New" w:eastAsiaTheme="minorEastAsia"/>
+                <w:sz w:val="16"/>
+                <w:lang w:val="en-US" w:eastAsia="zh-CN"/>
+              </w:rPr>
+            </w:pPr>
+            <w:r>
+              <w:rPr>
+                <w:rFonts w:hint="eastAsia" w:ascii="Courier New" w:hAnsi="Courier New" w:cs="Courier New"/>
+                <w:sz w:val="16"/>
+                <w:lang w:val="en-US" w:eastAsia="zh-CN"/>
+              </w:rPr>
+              <w:t>|     |--vivado_cannot/</w:t>
+            </w:r>
+          </w:p>
+        </w:tc>
+        <w:tc>
+          <w:tcPr>
+            <w:tcW w:w="7371" w:type="dxa"/>
+            <w:shd w:val="clear" w:color="auto" w:fill="F1F1F1" w:themeFill="background1" w:themeFillShade="F2"/>
+            <w:vAlign w:val="center"/>
+          </w:tcPr>
+          <w:p>
+            <w:pPr>
+              <w:rPr>
+                <w:rFonts w:hint="default" w:ascii="Times New Roman" w:hAnsi="Times New Roman" w:eastAsiaTheme="minorEastAsia"/>
+                <w:color w:val="000000" w:themeColor="text1"/>
+                <w:sz w:val="20"/>
+                <w:lang w:val="en-US" w:eastAsia="zh-CN"/>
+                <w14:textFill>
+                  <w14:solidFill>
+                    <w14:schemeClr w14:val="tx1"/>
+                  </w14:solidFill>
+                </w14:textFill>
+              </w:rPr>
+            </w:pPr>
+            <w:r>
+              <w:rPr>
+                <w:rFonts w:hint="eastAsia" w:ascii="Times New Roman" w:hAnsi="Times New Roman"/>
+                <w:color w:val="000000" w:themeColor="text1"/>
+                <w:sz w:val="20"/>
+                <w:lang w:val="en-US" w:eastAsia="zh-CN"/>
+                <w14:textFill>
+                  <w14:solidFill>
+                    <w14:schemeClr w14:val="tx1"/>
+                  </w14:solidFill>
+                </w14:textFill>
+              </w:rPr>
+              <w:t>目录，如使用的硬件描述语言不是Vivado能够直接综合的语言，请提供源码，并提供编译说明。</w:t>
             </w:r>
           </w:p>
         </w:tc>
